--- a/smjernice-projekta/5. Korak Vue + Quasar SCADA Dashboard.docx
+++ b/smjernice-projekta/5. Korak Vue + Quasar SCADA Dashboard.docx
@@ -21,7 +21,26 @@
           <w:sz w:val="20"/>
           <w:szCs w:val="20"/>
         </w:rPr>
-        <w:t>Korak 4 — Vue + Quasar SCADA Dashboard</w:t>
+        <w:t xml:space="preserve">Korak </w:t>
+      </w:r>
+      <w:r>
+        <w:rPr>
+          <w:rFonts w:hint="default" w:ascii="Calibri Regular" w:hAnsi="Calibri Regular" w:cs="Calibri Regular"/>
+          <w:sz w:val="20"/>
+          <w:szCs w:val="20"/>
+          <w:lang w:val="hr-HR"/>
+        </w:rPr>
+        <w:t>5</w:t>
+      </w:r>
+      <w:bookmarkStart w:id="0" w:name="_GoBack"/>
+      <w:bookmarkEnd w:id="0"/>
+      <w:r>
+        <w:rPr>
+          <w:rFonts w:hint="default" w:ascii="Calibri Regular" w:hAnsi="Calibri Regular" w:cs="Calibri Regular"/>
+          <w:sz w:val="20"/>
+          <w:szCs w:val="20"/>
+        </w:rPr>
+        <w:t xml:space="preserve"> — Vue + Quasar SCADA Dashboard</w:t>
       </w:r>
     </w:p>
     <w:p>
@@ -367,18 +386,7 @@
           <w:sz w:val="20"/>
           <w:szCs w:val="20"/>
         </w:rPr>
-        <w:t>Socket.IO Clie</w:t>
-      </w:r>
-      <w:bookmarkStart w:id="0" w:name="_GoBack"/>
-      <w:bookmarkEnd w:id="0"/>
-      <w:r>
-        <w:rPr>
-          <w:rStyle w:val="6"/>
-          <w:rFonts w:hint="default" w:ascii="Calibri Regular" w:hAnsi="Calibri Regular" w:cs="Calibri Regular"/>
-          <w:sz w:val="20"/>
-          <w:szCs w:val="20"/>
-        </w:rPr>
-        <w:t>nt</w:t>
+        <w:t>Socket.IO Client</w:t>
       </w:r>
       <w:r>
         <w:rPr>
@@ -2370,7 +2378,9 @@
         </w:tblBorders>
         <w:tblLayout w:type="autofit"/>
         <w:tblCellMar>
+          <w:top w:w="0" w:type="dxa"/>
           <w:left w:w="108" w:type="dxa"/>
+          <w:bottom w:w="0" w:type="dxa"/>
           <w:right w:w="108" w:type="dxa"/>
         </w:tblCellMar>
       </w:tblPr>
@@ -3300,7 +3310,9 @@
         </w:tblBorders>
         <w:tblLayout w:type="autofit"/>
         <w:tblCellMar>
+          <w:top w:w="0" w:type="dxa"/>
           <w:left w:w="108" w:type="dxa"/>
+          <w:bottom w:w="0" w:type="dxa"/>
           <w:right w:w="108" w:type="dxa"/>
         </w:tblCellMar>
       </w:tblPr>
@@ -4082,6 +4094,8 @@
           </w:p>
           <w:p>
             <w:pPr>
+              <w:widowControl w:val="0"/>
+              <w:jc w:val="both"/>
               <w:rPr>
                 <w:rFonts w:hint="default"/>
                 <w:sz w:val="16"/>
@@ -4097,6 +4111,8 @@
           </w:tcPr>
           <w:p>
             <w:pPr>
+              <w:widowControl w:val="0"/>
+              <w:jc w:val="both"/>
               <w:rPr>
                 <w:rFonts w:hint="default"/>
                 <w:vertAlign w:val="baseline"/>
@@ -4262,7 +4278,9 @@
         </w:tblBorders>
         <w:tblLayout w:type="autofit"/>
         <w:tblCellMar>
+          <w:top w:w="0" w:type="dxa"/>
           <w:left w:w="108" w:type="dxa"/>
+          <w:bottom w:w="0" w:type="dxa"/>
           <w:right w:w="108" w:type="dxa"/>
         </w:tblCellMar>
       </w:tblPr>
@@ -5925,7 +5943,9 @@
         </w:tblBorders>
         <w:tblLayout w:type="autofit"/>
         <w:tblCellMar>
+          <w:top w:w="0" w:type="dxa"/>
           <w:left w:w="108" w:type="dxa"/>
+          <w:bottom w:w="0" w:type="dxa"/>
           <w:right w:w="108" w:type="dxa"/>
         </w:tblCellMar>
       </w:tblPr>
@@ -7071,6 +7091,8 @@
           </w:p>
           <w:p>
             <w:pPr>
+              <w:widowControl w:val="0"/>
+              <w:jc w:val="both"/>
               <w:rPr>
                 <w:rFonts w:hint="default"/>
                 <w:sz w:val="16"/>
@@ -7086,6 +7108,8 @@
           </w:tcPr>
           <w:p>
             <w:pPr>
+              <w:widowControl w:val="0"/>
+              <w:jc w:val="both"/>
               <w:rPr>
                 <w:rFonts w:hint="default"/>
                 <w:vertAlign w:val="baseline"/>
@@ -7292,7 +7316,9 @@
         </w:tblBorders>
         <w:tblLayout w:type="autofit"/>
         <w:tblCellMar>
+          <w:top w:w="0" w:type="dxa"/>
           <w:left w:w="108" w:type="dxa"/>
+          <w:bottom w:w="0" w:type="dxa"/>
           <w:right w:w="108" w:type="dxa"/>
         </w:tblCellMar>
       </w:tblPr>
@@ -8475,7 +8501,9 @@
         </w:tblBorders>
         <w:tblLayout w:type="autofit"/>
         <w:tblCellMar>
+          <w:top w:w="0" w:type="dxa"/>
           <w:left w:w="108" w:type="dxa"/>
+          <w:bottom w:w="0" w:type="dxa"/>
           <w:right w:w="108" w:type="dxa"/>
         </w:tblCellMar>
       </w:tblPr>
